--- a/livrables/lecons/enneagramme/2026-07-29_lecon-enneagramme_09_type-7-epicurien-enthousiaste.docx
+++ b/livrables/lecons/enneagramme/2026-07-29_lecon-enneagramme_09_type-7-epicurien-enthousiaste.docx
@@ -172,7 +172,18 @@
           <w:sz w:val="22"/>
           <w:szCs w:val="22"/>
         </w:rPr>
-        <w:t xml:space="preserve">Le Type 7 est connu sous plusieurs noms selon les écoles : L'Enthousiaste (Riso-Hudson / Enneagram Institute), L'Épicurien (Narrative Enneagram, approche Palmer), L'Optimiste Opportuniste ou encore le Réaliste Joyeux. Dans la nomenclature de Claudio Naranjo, ce type incarne l'« idéalisme opportuniste ». Oscar Ichazo nommait ce profil « Ego-Plan(ning) », soulignant que ce type est fondamentalement un planificateur de futurs enchanteurs.</w:t>
+        <w:t xml:space="preserve">Le Type 7 est connu sous plusieurs noms selon les écoles : L'Enthousiaste (Riso-Hudson / Enneagram Institute), L'Épicurien — les deux noms figurent côte à côte dans le tableau des neuf types de la page Wikipedia listée ci-dessous, « Enthusiast, Epicure » —, L'Optimiste Opportuniste ou encore le Réaliste Joyeux. Ce même tableau donne « Planning » pour la fixation du type et « Idealism » pour son piège : le 7 est fondamentalement un planificateur de futurs enchanteurs, et c'est l'idéalisation qui l'y enferme.</w:t>
+      </w:r>
+      <w:r>
+        <w:rPr>
+          <w:rFonts w:ascii="Times New Roman" w:cs="Times New Roman" w:eastAsia="Times New Roman" w:hAnsi="Times New Roman"/>
+          <w:i/>
+          <w:iCs/>
+          <w:color w:val="6B7280"/>
+          <w:sz w:val="18"/>
+          <w:szCs w:val="18"/>
+        </w:rPr>
+        <w:t xml:space="preserve"> [Corrigé le 09/10/2026 : trois attributions tombaient dans cette phrase. ① « L'Épicurien (Narrative Enneagram, approche Palmer) » : le mot « narrative » ne figure sur AUCUNE des six pages listées, et l'attribution était inutile — le tableau de la page Wikipedia listée donne les deux noms, « Enthusiast, Epicure ». ② « Dans la nomenclature de Claudio Naranjo, ce type incarne l'« idéalisme opportuniste » » : ni « opportunis… » ni « idealis… » ne se trouve sur aucune des six pages, pas même sur celle de Typology Central qui reproduit le texte de Naranjo sur la gourmandise ; le seul « Idealism » des pages est le PIÈGE du type 7 dans le tableau de Wikipedia, et il n'est pas de Naranjo. ③ « Oscar Ichazo nommait ce profil « Ego-Plan(ning) » » : « ego-plan » compte zéro occurrence sur les six pages ; la fixation y est nommée « Planning », sans préfixe et sans attribution à Ichazo]</w:t>
       </w:r>
     </w:p>
     <w:p>
@@ -603,7 +614,18 @@
           <w:sz w:val="22"/>
           <w:szCs w:val="22"/>
         </w:rPr>
-        <w:t xml:space="preserve">La gourmandise du Type 7 ne se limite pas à la nourriture : elle est une avidité de vie au sens large. Comme le souligne la littérature sur ce type, elle se manifeste comme « un désir de consommer, d'absorber ce qui est plaisant » — expériences, savoirs, projets, rencontres, plaisirs. L'insatiabilité du Type 7 est d'autant plus complexe qu'elle est voilée par une apparente satisfaction : la frustration se cache derrière l'enthousiasme.</w:t>
+        <w:t xml:space="preserve">La gourmandise du Type 7 ne se limite pas à la nourriture : elle est une avidité de vie au sens large. Elle se manifeste comme une avidité de consommer, d'absorber ce qui est plaisant — expériences, savoirs, projets, rencontres, plaisirs. Sur la page de Typology Central listée ci-dessous, qui reproduit le texte de Naranjo, la gourmandise entendue largement est « a passion for pleasure », et « hedonism is binding upon the psyche ». L'insatiabilité du Type 7 est d'autant plus complexe qu'elle est voilée par une apparente satisfaction : la frustration se cache derrière l'enthousiasme.</w:t>
+      </w:r>
+      <w:r>
+        <w:rPr>
+          <w:rFonts w:ascii="Times New Roman" w:cs="Times New Roman" w:eastAsia="Times New Roman" w:hAnsi="Times New Roman"/>
+          <w:i/>
+          <w:iCs/>
+          <w:color w:val="6B7280"/>
+          <w:sz w:val="18"/>
+          <w:szCs w:val="18"/>
+        </w:rPr>
+        <w:t xml:space="preserve"> [Corrigé le 09/10/2026 : « un désir de consommer, d'absorber ce qui est plaisant » était donné entre guillemets et attribué à « la littérature sur ce type » — une source qui ne se vérifie pas, et la phrase n'est sur aucune des six pages. Les guillemets sont retirés et remplacés par deux formules réellement présentes sur la page de Typology Central, qui est listée mais dont le nom n'apparaissait nulle part dans le corps]</w:t>
       </w:r>
     </w:p>
     <w:p>
@@ -648,7 +670,18 @@
           <w:sz w:val="22"/>
           <w:szCs w:val="22"/>
         </w:rPr>
-        <w:t xml:space="preserve">Le mécanisme de défense principal du Type 7 est la rationalisation, et plus précisément le recadrage positif (reframing) systématique. Selon The Enneagram in Business, les Septième expliquent leurs comportements gênants de façon entièrement positive, évitant ainsi d'accéder à leurs vraies motivations, leur tristesse ou leur anxiété. Ils opèrent ce recadrage si naturellement qu'ils ne le perçoivent pas comme une distorsion — c'est simplement « leur façon de voir les choses ».</w:t>
+        <w:t xml:space="preserve">Le mécanisme de défense principal du Type 7 est la rationalisation, et plus précisément le recadrage positif (reframing) systématique. Selon The Enneagram in Business, les Septième expliquent leurs comportements gênants de façon entièrement positive, évitant ainsi d'accéder à leurs vraies motivations, leur tristesse ou leur anxiété. Ils opèrent ce recadrage si naturellement qu'ils ne le perçoivent pas comme une distorsion : c'est devenu leur façon de voir les choses. La page de The Enneagram in Business listée ci-dessous nomme le mécanisme « rationalization » et le décrit comme un « reframing » systématique.</w:t>
+      </w:r>
+      <w:r>
+        <w:rPr>
+          <w:rFonts w:ascii="Times New Roman" w:cs="Times New Roman" w:eastAsia="Times New Roman" w:hAnsi="Times New Roman"/>
+          <w:i/>
+          <w:iCs/>
+          <w:color w:val="6B7280"/>
+          <w:sz w:val="18"/>
+          <w:szCs w:val="18"/>
+        </w:rPr>
+        <w:t xml:space="preserve"> [Corrigé le 09/10/2026 : « leur façon de voir les choses » était entre guillemets juste après « Selon The Enneagram in Business » : la formule n'est sur aucune page. Guillemets retirés, et les deux termes que la page porte réellement — « rationalization » et « reframing » — sont cités à leur place]</w:t>
       </w:r>
     </w:p>
     <w:p>
@@ -1479,7 +1512,18 @@
           <w:sz w:val="22"/>
           <w:szCs w:val="22"/>
         </w:rPr>
-        <w:t xml:space="preserve">Cet exercice est directement inspiré de l'approche d'auto-observation du Narrative Enneagram (Helen Palmer / The Narrative Enneagram), qui insiste sur l'ancrage dans l'expérience première plutôt que dans la théorie.</w:t>
+        <w:t xml:space="preserve">Cet exercice est directement inspiré de l'approche d'auto-observation de The Narrative Enneagram, l'école cofondée par Helen Palmer et David Daniels, MD, dont la page « À propos » — désormais listée ci-dessous — écrit que ses programmes reposent sur des « self-observation practices » et permettent de « recognize different type patterns from direct experience » : l'ancrage dans l'expérience première plutôt que dans la théorie.</w:t>
+      </w:r>
+      <w:r>
+        <w:rPr>
+          <w:rFonts w:ascii="Times New Roman" w:cs="Times New Roman" w:eastAsia="Times New Roman" w:hAnsi="Times New Roman"/>
+          <w:i/>
+          <w:iCs/>
+          <w:color w:val="6B7280"/>
+          <w:sz w:val="18"/>
+          <w:szCs w:val="18"/>
+        </w:rPr>
+        <w:t xml:space="preserve"> [Corrigé le 09/10/2026 : l'école était citée ici et dans le challenge sans qu'aucune page ne la porte. Sa page « À propos » est désormais citée et listée, et ce que la leçon lui prêtait — l'ancrage dans l'expérience première — s'y lit littéralement]</w:t>
       </w:r>
     </w:p>
     <w:p>
@@ -1813,7 +1857,18 @@
           <w:sz w:val="22"/>
           <w:szCs w:val="22"/>
         </w:rPr>
-        <w:t xml:space="preserve">Ce challenge s'inspire du travail sur la « permission de la douleur » que plusieurs praticiens de l'Ennéagramme identifient comme le chemin de transformation principal du Type 7 : la douleur n'est pas l'ennemi — c'est le terrain de la profondeur et de la vraie satisfaction (synthèse des approches Riso-Hudson et Narrative Enneagram).</w:t>
+        <w:t xml:space="preserve">Ce challenge s'inspire d'une idée que la leçon formule elle-même, et qu'aucune de ses sources n'énonce en ces termes — se donner la permission de la douleur. Elle rejoint ce que le tableau de la page Wikipedia listée ci-dessous nomme la vertu du type, « Sobriety », et elle décrit le chemin de transformation du Type 7 : la douleur n'est pas l'ennemi — c'est le terrain de la profondeur et de la vraie satisfaction (synthèse des approches Riso-Hudson et Narrative Enneagram).</w:t>
+      </w:r>
+      <w:r>
+        <w:rPr>
+          <w:rFonts w:ascii="Times New Roman" w:cs="Times New Roman" w:eastAsia="Times New Roman" w:hAnsi="Times New Roman"/>
+          <w:i/>
+          <w:iCs/>
+          <w:color w:val="6B7280"/>
+          <w:sz w:val="18"/>
+          <w:szCs w:val="18"/>
+        </w:rPr>
+        <w:t xml:space="preserve"> [Corrigé le 09/10/2026 : « permission de la douleur » était entre guillemets et prêtée à « plusieurs praticiens de l'Ennéagramme » : la formule n'est sur aucune des six pages, et « plusieurs praticiens » n'est pas une source. Guillemets retirés, paternité rendue à la leçon, et la vertu « Sobriety » du tableau de Wikipedia citée à l'appui]</w:t>
       </w:r>
     </w:p>
     <w:p>
@@ -2162,7 +2217,18 @@
           <w:sz w:val="22"/>
           <w:szCs w:val="22"/>
         </w:rPr>
-        <w:t xml:space="preserve"> — Lecture de Naranjo sur la gourmandise et l'idéalisme opportuniste.</w:t>
+        <w:t xml:space="preserve"> — Texte de Naranjo sur la gourmandise, et le mot « charlatan » qu'Ichazo employait en espagnol pour ce type.</w:t>
+      </w:r>
+      <w:r>
+        <w:rPr>
+          <w:rFonts w:ascii="Times New Roman" w:cs="Times New Roman" w:eastAsia="Times New Roman" w:hAnsi="Times New Roman"/>
+          <w:i/>
+          <w:iCs/>
+          <w:color w:val="6B7280"/>
+          <w:sz w:val="18"/>
+          <w:szCs w:val="18"/>
+        </w:rPr>
+        <w:t xml:space="preserve"> [Corrigé le 09/10/2026 : l'étiquette annonçait « l'idéalisme opportuniste », terme absent de la page comme du reste du dossier ; elle annonce maintenant ce que la page porte vraiment]</w:t>
       </w:r>
     </w:p>
     <w:p>
@@ -2207,6 +2273,67 @@
     </w:p>
     <w:p>
       <w:pPr>
+        <w:pStyle w:val="ListParagraph"/>
+        <w:numPr>
+          <w:ilvl w:val="0"/>
+          <w:numId w:val="1"/>
+        </w:numPr>
+        <w:spacing w:after="40" w:before="40"/>
+      </w:pPr>
+      <w:r>
+        <w:rPr>
+          <w:rFonts w:ascii="Times New Roman" w:cs="Times New Roman" w:eastAsia="Times New Roman" w:hAnsi="Times New Roman"/>
+          <w:color w:val="1F2937"/>
+          <w:sz w:val="22"/>
+          <w:szCs w:val="22"/>
+        </w:rPr>
+        <w:t xml:space="preserve">The Narrative Enneagram — </w:t>
+      </w:r>
+      <w:hyperlink w:history="1" r:id="rIdtne0910e09">
+        <w:r>
+          <w:rPr>
+            <w:rFonts w:ascii="Times New Roman" w:cs="Times New Roman" w:eastAsia="Times New Roman" w:hAnsi="Times New Roman"/>
+            <w:color w:val="1155CC"/>
+            <w:sz w:val="22"/>
+            <w:szCs w:val="22"/>
+            <w:u w:val="single"/>
+          </w:rPr>
+          <w:t xml:space="preserve">À propos de TNE</w:t>
+        </w:r>
+      </w:hyperlink>
+      <w:r>
+        <w:rPr>
+          <w:rFonts w:ascii="Times New Roman" w:cs="Times New Roman" w:eastAsia="Times New Roman" w:hAnsi="Times New Roman"/>
+          <w:color w:val="1F2937"/>
+          <w:sz w:val="22"/>
+          <w:szCs w:val="22"/>
+        </w:rPr>
+        <w:t xml:space="preserve"> — École cofondée par Helen Palmer et David Daniels, MD ; source de l'approche d'auto-observation de l'exercice 2 et du challenge.</w:t>
+      </w:r>
+    </w:p>
+    <w:p>
+      <w:pPr>
+        <w:pStyle w:val="ListParagraph"/>
+        <w:numPr>
+          <w:ilvl w:val="0"/>
+          <w:numId w:val="1"/>
+        </w:numPr>
+        <w:spacing w:after="40" w:before="40"/>
+      </w:pPr>
+      <w:r>
+        <w:rPr>
+          <w:rFonts w:ascii="Times New Roman" w:cs="Times New Roman" w:eastAsia="Times New Roman" w:hAnsi="Times New Roman"/>
+          <w:i/>
+          <w:iCs/>
+          <w:color w:val="6B7280"/>
+          <w:sz w:val="18"/>
+          <w:szCs w:val="18"/>
+        </w:rPr>
+        <w:t xml:space="preserve"> [Corrigé le 09/10/2026 : ressource ajoutée : la leçon citait l'école trois fois dans son corps sans la lister. Vérifiée le 09/10/2026, HTTP 200, 6 066 caractères de texte]</w:t>
+      </w:r>
+    </w:p>
+    <w:p>
+      <w:pPr>
         <w:spacing w:after="60" w:before="60"/>
       </w:pPr>
       <w:r>
@@ -2296,6 +2423,261 @@
           <w:szCs w:val="16"/>
         </w:rPr>
         <w:t xml:space="preserve">— Parcours Ennéagramme · Leçon 09/16 · © Usage personnel —</w:t>
+      </w:r>
+    </w:p>
+    <w:p>
+      <w:pPr>
+        <w:spacing w:after="100" w:before="100"/>
+      </w:pPr>
+      <w:r>
+        <w:rPr>
+          <w:rFonts w:ascii="Times New Roman" w:cs="Times New Roman" w:eastAsia="Times New Roman" w:hAnsi="Times New Roman"/>
+          <w:b/>
+          <w:bCs/>
+          <w:color w:val="1F2937"/>
+          <w:sz w:val="26"/>
+          <w:szCs w:val="26"/>
+        </w:rPr>
+        <w:t xml:space="preserve">📝 Journal des corrections</w:t>
+      </w:r>
+    </w:p>
+    <w:p>
+      <w:pPr>
+        <w:spacing w:after="100" w:before="100"/>
+      </w:pPr>
+      <w:r>
+        <w:rPr>
+          <w:rFonts w:ascii="Times New Roman" w:cs="Times New Roman" w:eastAsia="Times New Roman" w:hAnsi="Times New Roman"/>
+          <w:color w:val="6B7280"/>
+          <w:sz w:val="18"/>
+          <w:szCs w:val="18"/>
+        </w:rPr>
+        <w:t xml:space="preserve">Corrections du 09/10/2026, après relecture de la leçon et réouverture de ses six pages. Le texte d'origine est conservé ici ; les corrections sont signalées dans le corps par un marqueur gris daté. Sept corrections, et deux points vérifiés qui n'en demandaient pas. La leçon a été produite le 29/07/2026, avant l'écriture du contrôle qui l'a prise en défaut (24/09/2026).</w:t>
+      </w:r>
+    </w:p>
+    <w:p>
+      <w:pPr>
+        <w:spacing w:after="100" w:before="100"/>
+      </w:pPr>
+      <w:r>
+        <w:rPr>
+          <w:rFonts w:ascii="Times New Roman" w:cs="Times New Roman" w:eastAsia="Times New Roman" w:hAnsi="Times New Roman"/>
+          <w:b/>
+          <w:bCs/>
+          <w:color w:val="1F2937"/>
+          <w:sz w:val="18"/>
+          <w:szCs w:val="18"/>
+        </w:rPr>
+        <w:t xml:space="preserve">Noms du type et nomenclatures — </w:t>
+      </w:r>
+      <w:r>
+        <w:rPr>
+          <w:rFonts w:ascii="Times New Roman" w:cs="Times New Roman" w:eastAsia="Times New Roman" w:hAnsi="Times New Roman"/>
+          <w:color w:val="1F2937"/>
+          <w:sz w:val="18"/>
+          <w:szCs w:val="18"/>
+        </w:rPr>
+        <w:t xml:space="preserve">« L'Épicurien (Narrative Enneagram, approche Palmer) … Dans la nomenclature de Claudio Naranjo, ce type incarne l'« idéalisme opportuniste ». Oscar Ichazo nommait ce profil « Ego-Plan(ning) » » → les deux noms viennent du tableau de la page Wikipedia listée (« Enthusiast, Epicure »), la fixation y est « Planning » et le piège « Idealism ». « idéalisme opportuniste » et « Ego-Plan(ning) » comptent zéro occurrence sur les six pages.</w:t>
+      </w:r>
+    </w:p>
+    <w:p>
+      <w:pPr>
+        <w:spacing w:after="100" w:before="100"/>
+      </w:pPr>
+      <w:r>
+        <w:rPr>
+          <w:rFonts w:ascii="Times New Roman" w:cs="Times New Roman" w:eastAsia="Times New Roman" w:hAnsi="Times New Roman"/>
+          <w:b/>
+          <w:bCs/>
+          <w:color w:val="1F2937"/>
+          <w:sz w:val="18"/>
+          <w:szCs w:val="18"/>
+        </w:rPr>
+        <w:t xml:space="preserve">Citation sur la gourmandise — </w:t>
+      </w:r>
+      <w:r>
+        <w:rPr>
+          <w:rFonts w:ascii="Times New Roman" w:cs="Times New Roman" w:eastAsia="Times New Roman" w:hAnsi="Times New Roman"/>
+          <w:color w:val="1F2937"/>
+          <w:sz w:val="18"/>
+          <w:szCs w:val="18"/>
+        </w:rPr>
+        <w:t xml:space="preserve">« un désir de consommer, d'absorber ce qui est plaisant », prêtée à « la littérature sur ce type » → reformulé sans guillemets, et remplacé par « a passion for pleasure » et « hedonism is binding upon the psyche », présents sur la page de Typology Central.</w:t>
+      </w:r>
+    </w:p>
+    <w:p>
+      <w:pPr>
+        <w:spacing w:after="100" w:before="100"/>
+      </w:pPr>
+      <w:r>
+        <w:rPr>
+          <w:rFonts w:ascii="Times New Roman" w:cs="Times New Roman" w:eastAsia="Times New Roman" w:hAnsi="Times New Roman"/>
+          <w:b/>
+          <w:bCs/>
+          <w:color w:val="1F2937"/>
+          <w:sz w:val="18"/>
+          <w:szCs w:val="18"/>
+        </w:rPr>
+        <w:t xml:space="preserve">Citation sur le recadrage — </w:t>
+      </w:r>
+      <w:r>
+        <w:rPr>
+          <w:rFonts w:ascii="Times New Roman" w:cs="Times New Roman" w:eastAsia="Times New Roman" w:hAnsi="Times New Roman"/>
+          <w:color w:val="1F2937"/>
+          <w:sz w:val="18"/>
+          <w:szCs w:val="18"/>
+        </w:rPr>
+        <w:t xml:space="preserve">« leur façon de voir les choses », juste après « Selon The Enneagram in Business » → reformulé sans guillemets ; les termes de la page, « rationalization » et « reframing », sont cités à leur place.</w:t>
+      </w:r>
+    </w:p>
+    <w:p>
+      <w:pPr>
+        <w:spacing w:after="100" w:before="100"/>
+      </w:pPr>
+      <w:r>
+        <w:rPr>
+          <w:rFonts w:ascii="Times New Roman" w:cs="Times New Roman" w:eastAsia="Times New Roman" w:hAnsi="Times New Roman"/>
+          <w:b/>
+          <w:bCs/>
+          <w:color w:val="1F2937"/>
+          <w:sz w:val="18"/>
+          <w:szCs w:val="18"/>
+        </w:rPr>
+        <w:t xml:space="preserve">Citation du challenge — </w:t>
+      </w:r>
+      <w:r>
+        <w:rPr>
+          <w:rFonts w:ascii="Times New Roman" w:cs="Times New Roman" w:eastAsia="Times New Roman" w:hAnsi="Times New Roman"/>
+          <w:color w:val="1F2937"/>
+          <w:sz w:val="18"/>
+          <w:szCs w:val="18"/>
+        </w:rPr>
+        <w:t xml:space="preserve">« permission de la douleur », prêtée à « plusieurs praticiens de l'Ennéagramme » → paternité rendue à la leçon, et la vertu « Sobriety » du tableau de Wikipedia citée à l'appui.</w:t>
+      </w:r>
+    </w:p>
+    <w:p>
+      <w:pPr>
+        <w:spacing w:after="100" w:before="100"/>
+      </w:pPr>
+      <w:r>
+        <w:rPr>
+          <w:rFonts w:ascii="Times New Roman" w:cs="Times New Roman" w:eastAsia="Times New Roman" w:hAnsi="Times New Roman"/>
+          <w:b/>
+          <w:bCs/>
+          <w:color w:val="1F2937"/>
+          <w:sz w:val="18"/>
+          <w:szCs w:val="18"/>
+        </w:rPr>
+        <w:t xml:space="preserve">Approche du Narrative Enneagram — </w:t>
+      </w:r>
+      <w:r>
+        <w:rPr>
+          <w:rFonts w:ascii="Times New Roman" w:cs="Times New Roman" w:eastAsia="Times New Roman" w:hAnsi="Times New Roman"/>
+          <w:color w:val="1F2937"/>
+          <w:sz w:val="18"/>
+          <w:szCs w:val="18"/>
+        </w:rPr>
+        <w:t xml:space="preserve">l'école était citée trois fois sans qu'aucune page ne la porte → sa page « À propos » est citée, listée, et ce que la leçon lui prêtait s'y lit littéralement.</w:t>
+      </w:r>
+    </w:p>
+    <w:p>
+      <w:pPr>
+        <w:spacing w:after="100" w:before="100"/>
+      </w:pPr>
+      <w:r>
+        <w:rPr>
+          <w:rFonts w:ascii="Times New Roman" w:cs="Times New Roman" w:eastAsia="Times New Roman" w:hAnsi="Times New Roman"/>
+          <w:b/>
+          <w:bCs/>
+          <w:color w:val="1F2937"/>
+          <w:sz w:val="18"/>
+          <w:szCs w:val="18"/>
+        </w:rPr>
+        <w:t xml:space="preserve">Étiquette de la ressource Typology Central — </w:t>
+      </w:r>
+      <w:r>
+        <w:rPr>
+          <w:rFonts w:ascii="Times New Roman" w:cs="Times New Roman" w:eastAsia="Times New Roman" w:hAnsi="Times New Roman"/>
+          <w:color w:val="1F2937"/>
+          <w:sz w:val="18"/>
+          <w:szCs w:val="18"/>
+        </w:rPr>
+        <w:t xml:space="preserve">« Lecture de Naranjo sur la gourmandise et l'idéalisme opportuniste » → « Texte de Naranjo sur la gourmandise, et le mot « charlatan » qu'Ichazo employait en espagnol pour ce type ».</w:t>
+      </w:r>
+    </w:p>
+    <w:p>
+      <w:pPr>
+        <w:spacing w:after="100" w:before="100"/>
+      </w:pPr>
+      <w:r>
+        <w:rPr>
+          <w:rFonts w:ascii="Times New Roman" w:cs="Times New Roman" w:eastAsia="Times New Roman" w:hAnsi="Times New Roman"/>
+          <w:b/>
+          <w:bCs/>
+          <w:color w:val="1F2937"/>
+          <w:sz w:val="18"/>
+          <w:szCs w:val="18"/>
+        </w:rPr>
+        <w:t xml:space="preserve">Ressource ajoutée — </w:t>
+      </w:r>
+      <w:r>
+        <w:rPr>
+          <w:rFonts w:ascii="Times New Roman" w:cs="Times New Roman" w:eastAsia="Times New Roman" w:hAnsi="Times New Roman"/>
+          <w:color w:val="1F2937"/>
+          <w:sz w:val="18"/>
+          <w:szCs w:val="18"/>
+        </w:rPr>
+        <w:t xml:space="preserve">The Narrative Enneagram — À propos de TNE (narrativeenneagram.org/about/).</w:t>
+      </w:r>
+    </w:p>
+    <w:p>
+      <w:pPr>
+        <w:spacing w:after="100" w:before="100"/>
+      </w:pPr>
+      <w:r>
+        <w:rPr>
+          <w:rFonts w:ascii="Times New Roman" w:cs="Times New Roman" w:eastAsia="Times New Roman" w:hAnsi="Times New Roman"/>
+          <w:b/>
+          <w:bCs/>
+          <w:color w:val="1F2937"/>
+          <w:sz w:val="18"/>
+          <w:szCs w:val="18"/>
+        </w:rPr>
+        <w:t xml:space="preserve">Vérifié et NON corrigé — </w:t>
+      </w:r>
+      <w:r>
+        <w:rPr>
+          <w:rFonts w:ascii="Times New Roman" w:cs="Times New Roman" w:eastAsia="Times New Roman" w:hAnsi="Times New Roman"/>
+          <w:color w:val="1F2937"/>
+          <w:sz w:val="18"/>
+          <w:szCs w:val="18"/>
+        </w:rPr>
+        <w:t xml:space="preserve">« environ 9 % de la population selon Truity, sur la base d'une enquête auprès de plus de 54 000 personnes » est EXACT : la page écrit « In Truity's survey of over 54,000 people, Type 7 represented 9 percent of the population ». La passe D du contrôle commun signalait « 54 000 absente des pages citées » — elle cherche l'écriture à espace et la page écrit « 54,000 » avec une virgule. Faux négatif du contrôle, pas défaut de la leçon. La réserve de la leçon sur la représentativité de l'échantillon est également juste.</w:t>
+      </w:r>
+    </w:p>
+    <w:p>
+      <w:pPr>
+        <w:spacing w:after="100" w:before="100"/>
+      </w:pPr>
+      <w:r>
+        <w:rPr>
+          <w:rFonts w:ascii="Times New Roman" w:cs="Times New Roman" w:eastAsia="Times New Roman" w:hAnsi="Times New Roman"/>
+          <w:b/>
+          <w:bCs/>
+          <w:color w:val="1F2937"/>
+          <w:sz w:val="18"/>
+          <w:szCs w:val="18"/>
+        </w:rPr>
+        <w:t xml:space="preserve">Vérifié et NON corrigé — </w:t>
+      </w:r>
+      <w:r>
+        <w:rPr>
+          <w:rFonts w:ascii="Times New Roman" w:cs="Times New Roman" w:eastAsia="Times New Roman" w:hAnsi="Times New Roman"/>
+          <w:color w:val="1F2937"/>
+          <w:sz w:val="18"/>
+          <w:szCs w:val="18"/>
+        </w:rPr>
+        <w:t xml:space="preserve">« Ichazo qualifiait le profil de « charlatan » » est EXACT et littéral : la page de Typology Central, qui reproduit Naranjo, écrit « he used the word « charlatan » for the ennea-type VII individual (and « charlatanism » for the fixation) ».</w:t>
       </w:r>
     </w:p>
     <w:sectPr>
